--- a/dist/final_packages/LuanAn_5Chuong_20260521/chuong_5_ket_luan_de_xuat_vi.docx
+++ b/dist/final_packages/LuanAn_5Chuong_20260521/chuong_5_ket_luan_de_xuat_vi.docx
@@ -32,7 +32,7 @@
         <w:pStyle w:val="FirstParagraph"/>
       </w:pPr>
       <w:r>
-        <w:t xml:space="preserve">Chương 5 tổng hợp và diễn giải kết quả từ Chương 4 trong ánh sáng của khung lý thuyết CDCM và bốn lý thuyết nền (Uppsala, RBV, Institutional Theory, Upper Echelons Theory). Cấu trúc chương gồm sáu phần: (i) bàn luận kết quả theo khung lý thuyết; (ii) so sánh với nghiên cứu trước; (iii) đóng góp lý thuyết; (iv) đề xuất chính sách và quản trị; (v) hạn chế và hướng nghiên cứu tương lai; và (vi) kết luận tổng thể của luận án.</w:t>
+        <w:t xml:space="preserve">Chương 5 tổng hợp và diễn giải kết quả từ Chương 4 trong ánh sáng của khung lý thuyết CDCM và bốn lý thuyết nền (Uppsala, RBV, Institutional Theory, Upper Echelons Theory). Cấu trúc chương gồm sáu phần. Phần (i) bàn luận kết quả theo khung lý thuyết. Phần (ii) so sánh với nghiên cứu trước. Phần (iii) trình bày đóng góp lý thuyết. Phần (iv) đề xuất chính sách và quản trị. Phần (v) thảo luận hạn chế và hướng nghiên cứu tương lai. Phần (vi) đưa ra kết luận tổng thể của luận án.</w:t>
       </w:r>
     </w:p>
     <w:p>
@@ -79,7 +79,7 @@
         <w:t xml:space="preserve">gradient ICRV (Biến thiên chế độ bối cảnh thể chế — Institutional Context Regime Variation)</w:t>
       </w:r>
       <w:r>
-        <w:t xml:space="preserve">: cùng một mức độ quốc tế hóa (FSTS) mang lại hiệu quả rất khác nhau tùy thuộc vào chế độ thể chế mà doanh nghiệp hoạt động. Bằng chứng từ hai nguồn độc lập, phân tích meta-analytic (P6,</w:t>
+        <w:t xml:space="preserve">. Cùng một mức độ quốc tế hóa (FSTS) mang lại hiệu quả khác nhau tùy thuộc vào chế độ thể chế mà doanh nghiệp hoạt động. Bằng chứng đến từ hai nguồn độc lập. Nguồn thứ nhất là phân tích meta-analytic (P6,</w:t>
       </w:r>
       <w:r>
         <w:t xml:space="preserve"> </w:t>
@@ -166,7 +166,7 @@
         </m:r>
       </m:oMath>
       <w:r>
-        <w:t xml:space="preserve">) và phân tích dữ liệu sơ cấp toàn mẫu (P7,</w:t>
+        <w:t xml:space="preserve">). Nguồn thứ hai là phân tích dữ liệu sơ cấp toàn mẫu (P7,</w:t>
       </w:r>
       <w:r>
         <w:t xml:space="preserve"> </w:t>
@@ -189,7 +189,7 @@
         <w:t xml:space="preserve"> </w:t>
       </w:r>
       <w:r>
-        <w:t xml:space="preserve">quan sát từ 49 nền kinh tế), đều chỉ đến cùng một kết luận: điểm uốn (turning point) của quan hệ I→P</w:t>
+        <w:t xml:space="preserve">quan sát từ 49 nền kinh tế). Cả hai cùng chỉ đến một kết luận: điểm uốn (turning point) của quan hệ I→P</w:t>
       </w:r>
       <w:r>
         <w:t xml:space="preserve"> </w:t>
@@ -205,7 +205,7 @@
         <w:t xml:space="preserve"> </w:t>
       </w:r>
       <w:r>
-        <w:t xml:space="preserve">từ SIDS/Frontier (~55% FSTS) xuống Emerging, Upper-middle, Advanced Resource, và Advanced Innovation (~28% FSTS). Hay nói cách khác, nền kinh tế thể chế mạnh hơn đạt đỉnh hiệu quả xuất khẩu tại mức FSTS thấp hơn, doanh nghiệp không cần quốc tế hóa sâu để khai thác lợi thế cạnh tranh khi thể chế hỗ trợ đã vận hành tốt.</w:t>
+        <w:t xml:space="preserve">từ SIDS/Frontier (~55% FSTS) xuống Emerging, Upper-middle, Advanced Resource, và Advanced Innovation (~28% FSTS). Nói cách khác, nền kinh tế thể chế mạnh hơn đạt đỉnh hiệu quả xuất khẩu tại mức FSTS thấp hơn. Doanh nghiệp không cần quốc tế hóa sâu để khai thác lợi thế cạnh tranh khi thể chế hỗ trợ đã vận hành tốt.</w:t>
       </w:r>
     </w:p>
     <w:p>
@@ -213,7 +213,7 @@
         <w:pStyle w:val="BodyText"/>
       </w:pPr>
       <w:r>
-        <w:t xml:space="preserve">Kết quả này xác nhận H5 và tầng thể chế của khung lý thuyết CDCM theo một cách thuyết phục nhất: không phải chỉ một moderator đơn lẻ mà là</w:t>
+        <w:t xml:space="preserve">Kết quả này xác nhận H5 và tầng thể chế của khung lý thuyết CDCM một cách thuyết phục. Không phải chỉ một moderator đơn lẻ mà là</w:t>
       </w:r>
       <w:r>
         <w:t xml:space="preserve"> </w:t>
@@ -226,7 +226,10 @@
         <w:t xml:space="preserve">cả một chế độ thể chế</w:t>
       </w:r>
       <w:r>
-        <w:t xml:space="preserve">, được vận hành hóa thành sáu sub-regime ICRV, xác định điều kiện biên cho quan hệ I→P. Institutional Theory của North (1990) và Khanna và Palepu (2010) dự đoán rằng thể chế định hình chi phí giao dịch và cấu trúc khuyến khích; kết quả ICRV gradient là biểu hiện thực nghiệm của cơ chế này ở quy mô 49 nền kinh tế châu Á và Thái Bình Dương (P7).</w:t>
+        <w:t xml:space="preserve"> </w:t>
+      </w:r>
+      <w:r>
+        <w:t xml:space="preserve">xác định điều kiện biên cho quan hệ I→P. Chế độ thể chế này được vận hành hóa thành sáu sub-regime ICRV. Institutional Theory của North (1990) và Khanna và Palepu (2010) dự đoán rằng thể chế định hình chi phí giao dịch và cấu trúc khuyến khích. Kết quả ICRV gradient là biểu hiện thực nghiệm của cơ chế này ở quy mô 49 nền kinh tế châu Á và Thái Bình Dương (P7).</w:t>
       </w:r>
     </w:p>
     <w:p>
@@ -247,7 +250,7 @@
         <w:t xml:space="preserve">giảm chi phí giao dịch</w:t>
       </w:r>
       <w:r>
-        <w:t xml:space="preserve">: thể chế chất lượng cao (hệ thống pháp lý, bảo vệ quyền sở hữu trí tuệ, thực thi hợp đồng) làm giảm chi phí xuyên biên giới, cho phép doanh nghiệp duy trì đà tăng trưởng hiệu quả đến mức FSTS cao hơn. Cơ chế thứ hai là</w:t>
+        <w:t xml:space="preserve">. Thể chế chất lượng cao (hệ thống pháp lý, bảo vệ quyền sở hữu trí tuệ, thực thi hợp đồng) làm giảm chi phí xuyên biên giới. Cơ chế này cho phép doanh nghiệp duy trì đà tăng trưởng hiệu quả đến mức FSTS cao hơn. Cơ chế thứ hai là</w:t>
       </w:r>
       <w:r>
         <w:t xml:space="preserve"> </w:t>
@@ -260,7 +263,7 @@
         <w:t xml:space="preserve">khuếch đại năng lực</w:t>
       </w:r>
       <w:r>
-        <w:t xml:space="preserve">: môi trường thể chế tốt cũng có nghĩa là hệ sinh thái dịch vụ hỗ trợ (logistics, tài chính thương mại, tư vấn pháp lý quốc tế) phát triển, làm giảm gánh nặng điều phối nội bộ của doanh nghiệp khi mở rộng quốc tế.</w:t>
+        <w:t xml:space="preserve">. Môi trường thể chế tốt đi cùng hệ sinh thái dịch vụ hỗ trợ phát triển, bao gồm logistics, tài chính thương mại, và tư vấn pháp lý quốc tế. Hệ sinh thái này làm giảm gánh nặng điều phối nội bộ của doanh nghiệp khi mở rộng quốc tế.</w:t>
       </w:r>
     </w:p>
     <w:bookmarkEnd w:id="21"/>
@@ -294,7 +297,7 @@
         <w:t xml:space="preserve"> </w:t>
       </w:r>
       <w:r>
-        <w:t xml:space="preserve">trong tất cả các mẫu (Việt Nam P3, Trung Quốc P5, toàn mẫu P7: ~41% tăng năng suất cho mỗi đơn vị độ lệch chuẩn TCI). Tuy nhiên, TCI chỉ</w:t>
+        <w:t xml:space="preserve">trong tất cả các mẫu (Việt Nam P3, Trung Quốc P5, toàn mẫu P7: ~41% tăng năng suất cho mỗi đơn vị độ lệch chuẩn TCI). Dẫu vậy, TCI chỉ</w:t>
       </w:r>
       <w:r>
         <w:t xml:space="preserve"> </w:t>
@@ -310,7 +313,7 @@
         <w:t xml:space="preserve"> </w:t>
       </w:r>
       <w:r>
-        <w:t xml:space="preserve">tại bối cảnh quốc gia cụ thể (P3 Việt Nam, môi trường chuyển đổi với phân mảnh thể chế tạo điều kiện cho TCI reshaping hiệu ứng), không phổ quát trên toàn mẫu 49 nền kinh tế (P7: tương tác FSTS×TCI và FSTS²×TCI đều NS). H2 được</w:t>
+        <w:t xml:space="preserve">tại bối cảnh quốc gia cụ thể (P3 Việt Nam, môi trường chuyển đổi với phân mảnh thể chế tạo điều kiện cho TCI reshaping hiệu ứng). Tác động này không phổ quát trên toàn mẫu 49 nền kinh tế (P7: tương tác FSTS×TCI và FSTS²×TCI đều NS). H2 được</w:t>
       </w:r>
       <w:r>
         <w:t xml:space="preserve"> </w:t>
@@ -323,7 +326,7 @@
         <w:t xml:space="preserve">xác nhận một phần</w:t>
       </w:r>
       <w:r>
-        <w:t xml:space="preserve">: TCI là năng lực nền tảng phổ quát, nhưng vai trò uốn đường cong I→P phụ thuộc bối cảnh thể chế. Điều này xác nhận vai trò của TCI là</w:t>
+        <w:t xml:space="preserve">: TCI là năng lực nền tảng phổ quát, nhưng vai trò uốn đường cong I→P phụ thuộc bối cảnh thể chế. Kết quả xác nhận vai trò của TCI là</w:t>
       </w:r>
       <w:r>
         <w:t xml:space="preserve"> </w:t>
@@ -339,7 +342,7 @@
         <w:t xml:space="preserve"> </w:t>
       </w:r>
       <w:r>
-        <w:t xml:space="preserve">(foundational capability) trong khung CDCM: doanh nghiệp có năng lực công nghệ sâu hơn, được đo bằng việc tiếp cận công nghệ nước ngoài, chi tiêu R&amp;D, đổi mới sản phẩm và chứng nhận chất lượng, tạo ra giá trị cao hơn từ cùng một mức độ quốc tế hóa.</w:t>
+        <w:t xml:space="preserve">(foundational capability) trong khung CDCM. Doanh nghiệp có năng lực công nghệ sâu hơn tạo ra giá trị cao hơn từ cùng một mức độ quốc tế hóa. Năng lực này được đo bằng việc tiếp cận công nghệ nước ngoài, chi tiêu R&amp;D, đổi mới sản phẩm và chứng nhận chất lượng.</w:t>
       </w:r>
     </w:p>
     <w:p>
@@ -347,7 +350,7 @@
         <w:pStyle w:val="BodyText"/>
       </w:pPr>
       <w:r>
-        <w:t xml:space="preserve">Cơ chế lý thuyết đằng sau kết quả này bắt nguồn từ Resource-Based View (Barney, 1991): TCI là nguồn lực VRIN (có giá trị, hiếm, khó sao chép, khó thay thế), do đó tạo ra lợi thế cạnh tranh bền vững ngay cả khi doanh nghiệp mở rộng ra thị trường nước ngoài với mức độ bất định cao. Năng lực công nghệ cũng tạo ra absorptive capacity (Cohen &amp; Levinthal, 1990), khả năng hấp thu và tích hợp tri thức từ thị trường nước ngoài, giúp doanh nghiệp học hỏi hiệu quả hơn trong quá trình quốc tế hóa, nhất quán với learning loop của Uppsala model (Johanson &amp; Vahlne, 1977).</w:t>
+        <w:t xml:space="preserve">Cơ chế lý thuyết đằng sau kết quả này bắt nguồn từ Resource-Based View (Barney, 1991). TCI là nguồn lực VRIN (có giá trị, hiếm, khó sao chép, khó thay thế). Nguồn lực này tạo ra lợi thế cạnh tranh bền vững ngay cả khi doanh nghiệp mở rộng ra thị trường nước ngoài với mức độ bất định cao. Năng lực công nghệ cũng tạo ra absorptive capacity (Cohen &amp; Levinthal, 1990), tức khả năng hấp thu và tích hợp tri thức từ thị trường nước ngoài. Cơ chế này giúp doanh nghiệp học hỏi hiệu quả hơn trong quá trình quốc tế hóa, nhất quán với learning loop của Uppsala model (Johanson &amp; Vahlne, 1977).</w:t>
       </w:r>
     </w:p>
     <w:bookmarkEnd w:id="22"/>
@@ -632,7 +635,7 @@
         </m:r>
       </m:oMath>
       <w:r>
-        <w:t xml:space="preserve">), cho thấy doanh nghiệp DAI cao có đường cong I→P phẳng hơn và ít suy giảm hơn ở mức FSTS cao. Kết quả tương tác DAI×ICRV (</w:t>
+        <w:t xml:space="preserve">). Doanh nghiệp DAI cao có đường cong I→P phẳng hơn và ít suy giảm hơn ở mức FSTS cao. Kết quả tương tác DAI×ICRV (</w:t>
       </w:r>
       <m:oMath>
         <m:r>
@@ -655,7 +658,7 @@
         </m:r>
       </m:oMath>
       <w:r>
-        <w:t xml:space="preserve">) xác nhận DAI phát huy hiệu quả mạnh hơn tại các bối cảnh thể chế yếu hơn, nhất quán với lập luận CDCM rằng DAI bù đắp cho sự vắng mặt của hạ tầng thể chế (Nhóm IV–V), thay vì chỉ khuếch đại lợi thế đã có tại Nhóm I. Tại Singapore (P4, DAI Tier-1+2), DAI phát huy rõ nhất dưới dạng amplification effect (</w:t>
+        <w:t xml:space="preserve">) xác nhận DAI phát huy hiệu quả mạnh hơn tại các bối cảnh thể chế yếu hơn. Kết quả này nhất quán với lập luận CDCM rằng DAI bù đắp cho sự vắng mặt của hạ tầng thể chế (Nhóm IV–V), thay vì chỉ khuếch đại lợi thế đã có tại Nhóm I. Tại Singapore (P4, DAI Tier-1+2), DAI phát huy rõ nhất dưới dạng amplification effect (</w:t>
       </w:r>
       <m:oMath>
         <m:acc>
@@ -783,7 +786,7 @@
         <w:t xml:space="preserve"> </w:t>
       </w:r>
       <w:r>
-        <w:t xml:space="preserve">(situational resource) chứ không phải năng lực nền tảng: cơ chế cụ thể của nó (compression vs amplification) phụ thuộc vào điều kiện môi trường (thể chế, cơ sở hạ tầng số), nhưng bản thân hiệu ứng DAI là</w:t>
+        <w:t xml:space="preserve">(situational resource) chứ không phải năng lực nền tảng. Cơ chế cụ thể của DAI (compression vs amplification) phụ thuộc vào điều kiện môi trường (thể chế, cơ sở hạ tầng số). Tuy nhiên, bản thân hiệu ứng DAI là</w:t>
       </w:r>
       <w:r>
         <w:t xml:space="preserve"> </w:t>
@@ -807,7 +810,7 @@
         <w:pStyle w:val="BodyText"/>
       </w:pPr>
       <w:r>
-        <w:t xml:space="preserve">Cần lưu ý rằng kết quả null về DAI tại Việt Nam (P3) và các bối cảnh thấp hơn không nhất thiết bác bỏ H3, mà còn phản ánh hạn chế đo lường: Tier-1 DAI (website, email, online sales) chưa nắm bắt được chiều sâu của năng lực số. Khi DAI được đo bằng Tier-1+2 (bổ sung e-payment, e-supplier) như tại Singapore, hiệu ứng điều tiết xuất hiện rõ ràng hơn. Quan trọng hơn, tất cả đo lường DAI trong luận án đều là</w:t>
+        <w:t xml:space="preserve">Đáng lưu ý rằng kết quả null về DAI tại Việt Nam (P3) và các bối cảnh thấp hơn không nhất thiết bác bỏ H3. Phát hiện này còn phản ánh hạn chế đo lường: Tier-1 DAI (website, email, online sales) chưa nắm bắt được chiều sâu của năng lực số. Khi DAI được đo bằng Tier-1+2 (bổ sung e-payment, e-supplier) như tại Singapore, hiệu ứng điều tiết xuất hiện rõ ràng hơn. Quan trọng hơn, tất cả đo lường DAI trong luận án đều là</w:t>
       </w:r>
       <w:r>
         <w:t xml:space="preserve"> </w:t>
@@ -823,7 +826,7 @@
         <w:t xml:space="preserve"> </w:t>
       </w:r>
       <w:r>
-        <w:t xml:space="preserve">(static digital adoption index) dựa trên dữ liệu WBES tại một thời điểm, không phải "dynamic digital capability" theo nghĩa của dynamic capabilities theory (Teece et al., 1997) vì dữ liệu WBES không có đủ thang đo để đo lường tính động của năng lực số.</w:t>
+        <w:t xml:space="preserve">(static digital adoption index) dựa trên dữ liệu WBES tại một thời điểm. Đây không phải "dynamic digital capability" theo nghĩa của dynamic capabilities theory (Teece et al., 1997). Dữ liệu WBES không có đủ thang đo để đo lường tính động của năng lực số.</w:t>
       </w:r>
     </w:p>
     <w:p>
@@ -847,7 +850,7 @@
         <w:t xml:space="preserve"> </w:t>
       </w:r>
       <w:r>
-        <w:t xml:space="preserve">tại thể chế yếu — "digital shield effect" phát huy mạnh nhất khi nền tảng thể chế còn thiếu hụt, không phải khi thể chế đã hoàn thiện.</w:t>
+        <w:t xml:space="preserve">tại thể chế yếu. "Digital shield effect" phát huy mạnh nhất khi nền tảng thể chế còn thiếu hụt, không phải khi thể chế đã hoàn thiện.</w:t>
       </w:r>
     </w:p>
     <w:bookmarkEnd w:id="23"/>
@@ -930,7 +933,7 @@
         </m:r>
       </m:oMath>
       <w:r>
-        <w:t xml:space="preserve">) nhất quán cho thấy hiệu ứng tích cực lên hiệu quả I→P trong toàn mẫu, doanh nghiệp có top manager nữ đạt hiệu quả cao hơn từ quốc tế hóa, phù hợp với Upper Echelons Theory (Hambrick &amp; Mason, 1984) rằng đặc điểm cấp lãnh đạo định hình cách thức tổ chức nhận diện và khai thác cơ hội quốc tế.</w:t>
+        <w:t xml:space="preserve">) nhất quán cho thấy hiệu ứng tích cực lên hiệu quả I→P trong toàn mẫu. Doanh nghiệp có top manager nữ đạt hiệu quả cao hơn từ quốc tế hóa. Kết quả này phù hợp với Upper Echelons Theory (Hambrick &amp; Mason, 1984): đặc điểm cấp lãnh đạo định hình cách thức tổ chức nhận diện và khai thác cơ hội quốc tế.</w:t>
       </w:r>
     </w:p>
     <w:p>
@@ -938,7 +941,7 @@
         <w:pStyle w:val="BodyText"/>
       </w:pPr>
       <w:r>
-        <w:t xml:space="preserve">Cơ chế lý thuyết có thể qua hai kênh: thứ nhất,</w:t>
+        <w:t xml:space="preserve">Cơ chế lý thuyết có thể qua hai kênh. Kênh thứ nhất là</w:t>
       </w:r>
       <w:r>
         <w:t xml:space="preserve"> </w:t>
@@ -951,7 +954,7 @@
         <w:t xml:space="preserve">đa dạng nhận thức</w:t>
       </w:r>
       <w:r>
-        <w:t xml:space="preserve">, nhà quản trị nữ thường mang lại góc nhìn khác biệt trong ra quyết định quốc tế hóa, giúp nhận diện thị trường ngách và giảm thiểu rủi ro tập trung; thứ hai,</w:t>
+        <w:t xml:space="preserve">: nhà quản trị nữ thường mang lại góc nhìn khác biệt trong ra quyết định quốc tế hóa, giúp nhận diện thị trường ngách và giảm thiểu rủi ro tập trung. Kênh thứ hai là</w:t>
       </w:r>
       <w:r>
         <w:t xml:space="preserve"> </w:t>
@@ -964,7 +967,7 @@
         <w:t xml:space="preserve">chuẩn mực quản trị</w:t>
       </w:r>
       <w:r>
-        <w:t xml:space="preserve">, sự hiện diện của lãnh đạo nữ tương quan với thực hành quản trị doanh nghiệp tốt hơn và minh bạch hơn, đặc biệt quan trọng trong môi trường thể chế yếu.</w:t>
+        <w:t xml:space="preserve">: sự hiện diện của lãnh đạo nữ tương quan với thực hành quản trị doanh nghiệp tốt hơn và minh bạch hơn. Cơ chế này đặc biệt quan trọng trong môi trường thể chế yếu.</w:t>
       </w:r>
     </w:p>
     <w:p>
@@ -972,7 +975,7 @@
         <w:pStyle w:val="BodyText"/>
       </w:pPr>
       <w:r>
-        <w:t xml:space="preserve">Tuy nhiên, cần lưu ý rằng tác động này được phát hiện ở cấp pooled toàn mẫu (P7) và cần kiểm định riêng biệt theo từng bối cảnh ICRV để hiểu đầy đủ điều kiện biên của moderator cấp quản trị. Kết quả null về kinh nghiệm nhà quản trị (mgr_experience) gợi ý rằng trong bối cảnh châu Á đa dạng, số năm kinh nghiệm đơn thuần không nắm bắt được</w:t>
+        <w:t xml:space="preserve">Bên cạnh đó, tác động này được phát hiện ở cấp pooled toàn mẫu (P7). Nghiên cứu tương lai cần kiểm định riêng biệt theo từng bối cảnh ICRV để hiểu đầy đủ điều kiện biên của moderator cấp quản trị. Kết quả null về kinh nghiệm nhà quản trị (mgr_experience) gợi ý rằng trong bối cảnh châu Á đa dạng, số năm kinh nghiệm đơn thuần không nắm bắt được</w:t>
       </w:r>
       <w:r>
         <w:t xml:space="preserve"> </w:t>
@@ -988,7 +991,7 @@
         <w:t xml:space="preserve"> </w:t>
       </w:r>
       <w:r>
-        <w:t xml:space="preserve">kinh nghiệm quốc tế (breadth vs. depth), một hạn chế đo lường trong WBES cần được khắc phục trong nghiên cứu tương lai.</w:t>
+        <w:t xml:space="preserve">kinh nghiệm quốc tế (breadth vs. depth). Đây là một hạn chế đo lường trong WBES cần được khắc phục trong nghiên cứu tương lai.</w:t>
       </w:r>
     </w:p>
     <w:bookmarkEnd w:id="24"/>
@@ -1064,7 +1067,7 @@
         </m:r>
       </m:oMath>
       <w:r>
-        <w:t xml:space="preserve">; mạnh hơn trong exporters-only) đại diện cho điều kiện biên mà CDCM không hoàn toàn dự báo trước trong phiên bản ban đầu của khung lý thuyết. FIP là biểu hiện của trường hợp khi</w:t>
+        <w:t xml:space="preserve">; mạnh hơn trong exporters-only) đại diện cho điều kiện biên mà CDCM không hoàn toàn dự báo trước trong phiên bản ban đầu. FIP là biểu hiện của trường hợp khi</w:t>
       </w:r>
       <w:r>
         <w:t xml:space="preserve"> </w:t>
@@ -1080,7 +1083,7 @@
         <w:t xml:space="preserve"> </w:t>
       </w:r>
       <w:r>
-        <w:t xml:space="preserve">(thể chế, năng lực, và quản trị) đều ở mức thấp: thể chế yếu, TCI thấp, DAI không phát huy tác dụng, thì quốc tế hóa không chỉ dừng ở mức không mang lại lợi ích mà còn gây tổn hại thực sự đến hiệu quả doanh nghiệp.</w:t>
+        <w:t xml:space="preserve">(thể chế, năng lực, và quản trị) đều ở mức thấp. Khi thể chế yếu, TCI thấp, và DAI không phát huy tác dụng, quốc tế hóa không chỉ dừng ở mức không mang lại lợi ích. Quốc tế hóa khi đó còn gây tổn hại thực sự đến hiệu quả doanh nghiệp.</w:t>
       </w:r>
     </w:p>
     <w:p>
@@ -1088,7 +1091,7 @@
         <w:pStyle w:val="BodyText"/>
       </w:pPr>
       <w:r>
-        <w:t xml:space="preserve">Quan hệ âm đơn điệu này khác về bản chất với quan hệ phi tuyến chữ U ngược: không có turning point trong phạm vi dữ liệu, nghĩa là không có mức FSTS nào mà doanh nghiệp SIDS có thể tận dụng để cải thiện hiệu quả thông qua xuất khẩu trong điều kiện hiện tại. Đây là ranh giới biên lý thuyết quan trọng cho models phi tuyến phổ quát trong literature I→P.</w:t>
+        <w:t xml:space="preserve">Quan hệ âm đơn điệu này khác về bản chất với quan hệ phi tuyến chữ U ngược. Không có turning point trong phạm vi dữ liệu. Nghĩa là không có mức FSTS nào mà doanh nghiệp SIDS có thể tận dụng để cải thiện hiệu quả thông qua xuất khẩu trong điều kiện hiện tại. Đây là ranh giới biên lý thuyết quan trọng cho models phi tuyến phổ quát trong literature I→P.</w:t>
       </w:r>
     </w:p>
     <w:p>
@@ -1299,7 +1302,7 @@
         <w:t xml:space="preserve"> </w:t>
       </w:r>
       <w:r>
-        <w:t xml:space="preserve">thành 54,1% tầng 2 và 8,4% tầng 3 là thông tin mới mà phân tích meta đơn tầng không cung cấp. Điều này thay đổi hiểu biết về nguồn gốc của heterogeneity trong literature, vấn đề chủ yếu là</w:t>
+        <w:t xml:space="preserve">thành 54,1% tầng 2 và 8,4% tầng 3 là thông tin mới mà phân tích meta đơn tầng không cung cấp. Phát hiện này thay đổi hiểu biết về nguồn gốc của heterogeneity trong literature: vấn đề chủ yếu là</w:t>
       </w:r>
       <w:r>
         <w:t xml:space="preserve"> </w:t>
@@ -1489,7 +1492,7 @@
         <w:t xml:space="preserve"> </w:t>
       </w:r>
       <w:r>
-        <w:t xml:space="preserve">trong khung CDCM. Phát hiện rằng DAI có hiệu ứng nâng mặt bằng phổ quát (β=+0.155, p&lt;.001, mẫu gộp N=84,910 từ 49 nền kinh tế) nhưng vai trò điều tiết đường cong I→P là</w:t>
+        <w:t xml:space="preserve">trong khung CDCM. Phát hiện cho thấy DAI có hiệu ứng nâng mặt bằng phổ quát (β=+0.155, p&lt;.001, mẫu gộp N=84,910 từ 49 nền kinh tế). Tuy nhiên, vai trò điều tiết đường cong I→P là</w:t>
       </w:r>
       <w:r>
         <w:t xml:space="preserve"> </w:t>
@@ -1505,7 +1508,7 @@
         <w:t xml:space="preserve"> </w:t>
       </w:r>
       <w:r>
-        <w:t xml:space="preserve">(DAI×ICRV: p=.012) gợi ý rằng DAI không phải là foundational capability (như TCI) mà là</w:t>
+        <w:t xml:space="preserve">(DAI×ICRV: p=.012). Phát hiện này gợi ý rằng DAI không phải là foundational capability (như TCI) mà là</w:t>
       </w:r>
       <w:r>
         <w:t xml:space="preserve"> </w:t>
@@ -1518,7 +1521,7 @@
         <w:t xml:space="preserve">situational resource</w:t>
       </w:r>
       <w:r>
-        <w:t xml:space="preserve">, tài nguyên có vai trò thay đổi theo bối cảnh thể chế. Quan trọng: DAI×ICRV (p=.012) cho thấy hiệu ứng điều tiết của DAI</w:t>
+        <w:t xml:space="preserve">, tức tài nguyên có vai trò thay đổi theo bối cảnh thể chế. Quan trọng: DAI×ICRV (p=.012) cho thấy hiệu ứng điều tiết của DAI</w:t>
       </w:r>
       <w:r>
         <w:t xml:space="preserve"> </w:t>
@@ -1534,7 +1537,7 @@
         <w:t xml:space="preserve"> </w:t>
       </w:r>
       <w:r>
-        <w:t xml:space="preserve">tại các nền kinh tế thể chế yếu hơn (Frontier, SIDS) — "digital shield" bù đắp cho thiếu hụt thể chế.</w:t>
+        <w:t xml:space="preserve">tại các nền kinh tế thể chế yếu hơn (Frontier, SIDS). "Digital shield" bù đắp cho thiếu hụt thể chế.</w:t>
       </w:r>
     </w:p>
     <w:p>
@@ -1542,7 +1545,7 @@
         <w:pStyle w:val="BodyText"/>
       </w:pPr>
       <w:r>
-        <w:t xml:space="preserve">Điều này có hàm ý lý thuyết quan trọng cho RBV và digital capability literature (Bhandari et al., 2023; Verhoef et al., 2021): không phải mọi nguồn lực số đều tạo ra lợi thế cạnh tranh theo cùng một cơ chế trong mọi bối cảnh. Giá trị của DAI là</w:t>
+        <w:t xml:space="preserve">Phát hiện này có hàm ý lý thuyết quan trọng cho RBV và digital capability literature (Bhandari et al., 2023; Verhoef et al., 2021): không phải mọi nguồn lực số đều tạo ra lợi thế cạnh tranh theo cùng một cơ chế trong mọi bối cảnh. Giá trị của DAI là</w:t>
       </w:r>
       <w:r>
         <w:t xml:space="preserve"> </w:t>
@@ -1602,7 +1605,7 @@
         <w:t xml:space="preserve">Forced Internationalization Penalty (FIP)</w:t>
       </w:r>
       <w:r>
-        <w:t xml:space="preserve">, một construct lý thuyết mới chưa được định danh trong literature kinh doanh quốc tế, như một hiện tượng lý thuyết độc lập, khác biệt về bản chất với "phase 1 downward slope" trong S-curve theory. FIP không phải là giai đoạn đầu của quá trình học hỏi (learning costs) như mô hình Uppsala dự đoán, mà là một trạng thái cấu trúc bất lợi dài hạn: doanh nghiệp SIDS phải xuất khẩu để tồn tại (do thị trường nội địa quá nhỏ) nhưng không có năng lực và môi trường để đạt lợi thế từ xuất khẩu.</w:t>
+        <w:t xml:space="preserve">. Đây là một construct lý thuyết mới chưa được định danh trong literature kinh doanh quốc tế. FIP là một hiện tượng lý thuyết độc lập, khác biệt về bản chất với "phase 1 downward slope" trong S-curve theory. FIP không phải là giai đoạn đầu của quá trình học hỏi (learning costs) như mô hình Uppsala dự đoán. FIP là một trạng thái cấu trúc bất lợi dài hạn: doanh nghiệp SIDS phải xuất khẩu để tồn tại (do thị trường nội địa quá nhỏ) nhưng không có năng lực và môi trường để đạt lợi thế từ xuất khẩu.</w:t>
       </w:r>
     </w:p>
     <w:p>
@@ -1657,7 +1660,7 @@
         <w:t xml:space="preserve"> </w:t>
       </w:r>
       <w:r>
-        <w:t xml:space="preserve">như một công cụ phân loại thể chế đặc thù cho khu vực châu Á — Thái Bình Dương, thay thế cho các phân loại binary (developed/emerging) hoặc continuous (WGI scores) trong literature hiện tại.</w:t>
+        <w:t xml:space="preserve">như một công cụ phân loại thể chế đặc thù cho khu vực châu Á-Thái Bình Dương. Khung này thay thế cho các phân loại binary (developed/emerging) hoặc continuous (WGI scores) trong literature hiện tại.</w:t>
       </w:r>
     </w:p>
     <w:p>
@@ -1665,7 +1668,7 @@
         <w:pStyle w:val="BodyText"/>
       </w:pPr>
       <w:r>
-        <w:t xml:space="preserve">ICRV nắm bắt được sự đa dạng thể chế chưa từng được vận hành hóa đầy đủ: sự khác biệt giữa Singapore (Advanced Innovation, kết hợp pháp quyền mạnh và hệ sinh thái đổi mới) với GCC (Advanced Resource, kết hợp giàu tài nguyên nhưng hệ sinh thái đổi mới khác), và sự khác biệt giữa Trung Quốc (Upper-middle, chính phủ can thiệp mạnh) với Việt Nam (Lower-mid Transition, đang trong quá trình cải cách) với Bangladesh (Frontier, institutional voids cao). ICRV không chỉ là taxonomy mô tả mà còn là taxonomy</w:t>
+        <w:t xml:space="preserve">ICRV nắm bắt được sự đa dạng thể chế chưa từng được vận hành hóa đầy đủ. Cụ thể, khung này phân biệt Singapore (Advanced Innovation, kết hợp pháp quyền mạnh và hệ sinh thái đổi mới) với GCC (Advanced Resource, giàu tài nguyên nhưng hệ sinh thái đổi mới khác). Khung cũng phân biệt Trung Quốc (Upper-middle, chính phủ can thiệp mạnh) với Việt Nam (Lower-mid Transition, đang trong quá trình cải cách) và với Bangladesh (Frontier, institutional voids cao). ICRV không chỉ là taxonomy mô tả mà còn là taxonomy</w:t>
       </w:r>
       <w:r>
         <w:t xml:space="preserve"> </w:t>
@@ -1678,7 +1681,7 @@
         <w:t xml:space="preserve">dự đoán</w:t>
       </w:r>
       <w:r>
-        <w:t xml:space="preserve">: turning point I→P</w:t>
+        <w:t xml:space="preserve">. Turning point I→P</w:t>
       </w:r>
       <w:r>
         <w:t xml:space="preserve"> </w:t>
@@ -1694,7 +1697,7 @@
         <w:t xml:space="preserve"> </w:t>
       </w:r>
       <w:r>
-        <w:t xml:space="preserve">đơn điệu theo chiều từ SIDS/Frontier (~55%) xuống Advanced Innovation (~28%), thể chế càng mạnh, doanh nghiệp đạt đỉnh hiệu quả ở mức quốc tế hóa thấp hơn, xác nhận giá trị dự đoán của phân loại.</w:t>
+        <w:t xml:space="preserve">đơn điệu theo chiều từ SIDS/Frontier (~55%) xuống Advanced Innovation (~28%). Thể chế càng mạnh, doanh nghiệp đạt đỉnh hiệu quả ở mức quốc tế hóa thấp hơn. Phát hiện này xác nhận giá trị dự đoán của phân loại.</w:t>
       </w:r>
     </w:p>
     <w:p>
@@ -1729,23 +1732,23 @@
         <w:pStyle w:val="FirstParagraph"/>
       </w:pPr>
       <w:r>
-        <w:t xml:space="preserve">Kết quả về TCI có hàm ý chính sách rõ ràng:</w:t>
-      </w:r>
-      <w:r>
-        <w:t xml:space="preserve"> </w:t>
-      </w:r>
-      <w:r>
-        <w:rPr>
-          <w:bCs/>
-          <w:b/>
-        </w:rPr>
-        <w:t xml:space="preserve">đầu tư vào năng lực công nghệ của doanh nghiệp</w:t>
-      </w:r>
-      <w:r>
-        <w:t xml:space="preserve"> </w:t>
-      </w:r>
-      <w:r>
-        <w:t xml:space="preserve">là can thiệp chính sách có thể nâng cao lợi ích từ quốc tế hóa, đặc biệt trong các bối cảnh ICRV trung bình như Việt Nam và Trung Quốc. Chính sách hỗ trợ doanh nghiệp tiếp cận công nghệ nước ngoài (thông qua chương trình kết nối với MNCs, giảm thuế nhập khẩu công nghệ), khuyến khích R&amp;D, và hỗ trợ chứng nhận chất lượng quốc tế sẽ nâng cao TCI của toàn bộ doanh nghiệp trong nền kinh tế, từ đó dịch chuyển đường I→P lên trên và có thể mở rộng turning point về phía phải.</w:t>
+        <w:t xml:space="preserve">Kết quả về TCI có hàm ý chính sách rõ ràng.</w:t>
+      </w:r>
+      <w:r>
+        <w:t xml:space="preserve"> </w:t>
+      </w:r>
+      <w:r>
+        <w:rPr>
+          <w:bCs/>
+          <w:b/>
+        </w:rPr>
+        <w:t xml:space="preserve">Đầu tư vào năng lực công nghệ của doanh nghiệp</w:t>
+      </w:r>
+      <w:r>
+        <w:t xml:space="preserve"> </w:t>
+      </w:r>
+      <w:r>
+        <w:t xml:space="preserve">là can thiệp chính sách có thể nâng cao lợi ích từ quốc tế hóa, đặc biệt trong các bối cảnh ICRV trung bình như Việt Nam và Trung Quốc. Các nhóm chính sách hỗ trợ bao gồm: hỗ trợ doanh nghiệp tiếp cận công nghệ nước ngoài (thông qua chương trình kết nối với MNCs, giảm thuế nhập khẩu công nghệ); khuyến khích R&amp;D; và hỗ trợ chứng nhận chất lượng quốc tế. Các chính sách này sẽ nâng cao TCI của toàn bộ doanh nghiệp trong nền kinh tế. Từ đó, đường I→P dịch chuyển lên trên và turning point có thể mở rộng về phía phải.</w:t>
       </w:r>
     </w:p>
     <w:p>
@@ -1769,7 +1772,7 @@
         <w:t xml:space="preserve"> </w:t>
       </w:r>
       <w:r>
-        <w:t xml:space="preserve">(pháp quyền, bảo vệ quyền sở hữu trí tuệ, giảm chi phí tuân thủ thương mại) là can thiệp dài hạn quan trọng nhất. Doanh nghiệp trong nền kinh tế thể chế tốt hơn có thể quốc tế hóa đến mức độ cao hơn trước khi chi phí vượt qua lợi ích, điều này có nghĩa là cải cách thể chế không chỉ có lợi về mặt kinh doanh nội địa mà còn mở rộng không gian lợi ích từ xuất khẩu.</w:t>
+        <w:t xml:space="preserve">(pháp quyền, bảo vệ quyền sở hữu trí tuệ, giảm chi phí tuân thủ thương mại) là can thiệp dài hạn quan trọng nhất. Doanh nghiệp trong nền kinh tế thể chế tốt hơn có thể quốc tế hóa đến mức độ cao hơn trước khi chi phí vượt qua lợi ích. Theo đó, cải cách thể chế không chỉ có lợi về mặt kinh doanh nội địa mà còn mở rộng không gian lợi ích từ xuất khẩu.</w:t>
       </w:r>
     </w:p>
     <w:p>
@@ -1938,7 +1941,7 @@
         <w:t xml:space="preserve">không phải xuất khẩu nhiều hơn, mà phải xuất khẩu tốt hơn</w:t>
       </w:r>
       <w:r>
-        <w:t xml:space="preserve">. Cụ thể, ưu tiên nên là: (i) xây dựng hạ tầng logistics và kết nối (giảm chi phí cố định của xuất khẩu); (ii) phát triển năng lực doanh nghiệp thông qua TCI (chứ không chỉ DAI bề mặt); (iii) thiết kế chương trình hỗ trợ xuất khẩu có chọn lọc tập trung vào doanh nghiệp đã có đủ năng lực để hưởng lợi, thay vì khuyến khích đại trà. Nói tóm lại, tránh "bẫy quốc tế hóa bắt buộc" bằng cách đảm bảo rằng các can thiệp chính sách xây dựng năng lực trước khi thúc đẩy mở rộng thị trường.</w:t>
+        <w:t xml:space="preserve">. Cụ thể, ba ưu tiên cần thiết lập. Thứ nhất, xây dựng hạ tầng logistics và kết nối (giảm chi phí cố định của xuất khẩu). Thứ hai, phát triển năng lực doanh nghiệp thông qua TCI (chứ không chỉ DAI bề mặt). Thứ ba, thiết kế chương trình hỗ trợ xuất khẩu có chọn lọc tập trung vào doanh nghiệp đã có đủ năng lực để hưởng lợi, thay vì khuyến khích đại trà. Nói tóm lại, tránh "bẫy quốc tế hóa bắt buộc" bằng cách đảm bảo rằng các can thiệp chính sách xây dựng năng lực trước khi thúc đẩy mở rộng thị trường.</w:t>
       </w:r>
     </w:p>
     <w:bookmarkEnd w:id="37"/>
@@ -1956,7 +1959,7 @@
         <w:pStyle w:val="FirstParagraph"/>
       </w:pPr>
       <w:r>
-        <w:t xml:space="preserve">Kết quả từ Nghiên cứu P3 (Việt Nam, ICRV Nhóm IV) có hàm ý cụ thể và trực tiếp cho bối cảnh Đồng bằng sông Cửu Long (ĐBSCL), khu vực chiếm gần 18% GDP cả nước và hơn 50% sản lượng gạo, 65% xuất khẩu thủy sản của Việt Nam. Các doanh nghiệp xuất khẩu tại ĐBSCL hoạt động trong cùng bối cảnh thể chế với mẫu P3 nhưng có đặc điểm cấu trúc còn thách thức hơn: quy mô SME chiếm ưu thế, TCI thấp hơn trung bình quốc gia, và tỷ lệ FSTS cấu trúc cao (gạo, thủy sản vốn là hàng hóa xuất khẩu chủ yếu, không có thị trường nội địa quy mô lớn để hấp thụ).</w:t>
+        <w:t xml:space="preserve">Kết quả từ Nghiên cứu P3 (Việt Nam, ICRV Nhóm IV) có hàm ý cụ thể và trực tiếp cho bối cảnh Đồng bằng sông Cửu Long (ĐBSCL), khu vực chiếm gần 18% GDP cả nước và hơn 50% sản lượng gạo, 65% xuất khẩu thủy sản của Việt Nam. Các doanh nghiệp xuất khẩu tại ĐBSCL hoạt động trong cùng bối cảnh thể chế với mẫu P3. Tuy nhiên, doanh nghiệp ĐBSCL có đặc điểm cấu trúc còn thách thức hơn: quy mô SME chiếm ưu thế, TCI thấp hơn trung bình quốc gia, và tỷ lệ FSTS cấu trúc cao. Gạo và thủy sản là hàng hóa xuất khẩu chủ yếu, không có thị trường nội địa quy mô lớn để hấp thụ.</w:t>
       </w:r>
     </w:p>
     <w:p>
@@ -2056,7 +2059,7 @@
         <w:pStyle w:val="FirstParagraph"/>
       </w:pPr>
       <w:r>
-        <w:t xml:space="preserve">Hạn chế quan trọng nhất của luận án liên quan đến đo lường DAI. Dữ liệu WBES chỉ cung cấp số lượng item hạn chế để xây dựng chỉ số DAI, và các item này thay đổi qua các thế hệ schema WBES (PICS3, Standardized, BREADY/BEE). Tại Việt Nam (P3), chỉ Tier-1 DAI (website, email, online sales) được sử dụng do hạn chế của các làn sóng 2009 và 2015, trong khi Tier-2 (e-payment, e-supplier) chỉ có từ 2023. Điều này tạo ra khả năng đo lường không đầy đủ, đặc biệt là không nắm bắt được chiều sâu năng lực số ở bối cảnh ICRV thấp.</w:t>
+        <w:t xml:space="preserve">Hạn chế quan trọng nhất của luận án liên quan đến đo lường DAI. Dữ liệu WBES chỉ cung cấp số lượng item hạn chế để xây dựng chỉ số DAI, và các item này thay đổi qua các thế hệ schema WBES (PICS3, Standardized, BREADY/BEE). Tại Việt Nam (P3), chỉ Tier-1 DAI (website, email, online sales) được sử dụng do hạn chế của các làn sóng 2009 và 2015, trong khi Tier-2 (e-payment, e-supplier) chỉ có từ 2023. Hạn chế dữ liệu này tạo ra khả năng đo lường không đầy đủ, đặc biệt là không nắm bắt được chiều sâu năng lực số ở bối cảnh ICRV thấp.</w:t>
       </w:r>
     </w:p>
     <w:p>
@@ -2080,7 +2083,7 @@
         <w:t xml:space="preserve"> </w:t>
       </w:r>
       <w:r>
-        <w:t xml:space="preserve">(tại một thời điểm khảo sát), không thể nắm bắt tính "dynamic" của việc cập nhật và tái cấu hình năng lực số theo thời gian. Điều này có nghĩa là các phát hiện về DAI trong luận án phản ánh mức độ chấp nhận số tại một thời điểm chứ không phải năng lực số năng động theo nghĩa của dynamic capabilities theory (Teece et al., 1997).</w:t>
+        <w:t xml:space="preserve">(tại một thời điểm khảo sát), không thể nắm bắt tính "dynamic" của việc cập nhật và tái cấu hình năng lực số theo thời gian. Tính tĩnh này hàm ý các phát hiện về DAI trong luận án phản ánh mức độ chấp nhận số tại một thời điểm chứ không phải năng lực số năng động theo nghĩa của dynamic capabilities theory (Teece et al., 1997).</w:t>
       </w:r>
     </w:p>
     <w:bookmarkEnd w:id="40"/>
@@ -2098,7 +2101,7 @@
         <w:pStyle w:val="FirstParagraph"/>
       </w:pPr>
       <w:r>
-        <w:t xml:space="preserve">Các phân tích sử dụng mẫu chỉ gồm doanh nghiệp xuất khẩu (ví dụ: Singapore N = 237, SIDS exporters-only N = 187) đối mặt với rủi ro selection bias nghiêm trọng: doanh nghiệp xuất khẩu không phải là mẫu ngẫu nhiên từ tổng thể doanh nghiệp mà có khả năng là các doanh nghiệp đã có một số lợi thế ban đầu (productivity, resources, connections). Kết quả từ exporters-only không thể tổng quát hóa trực tiếp cho toàn bộ doanh nghiệp, và có thể understate hoặc overstate các hiệu ứng tùy thuộc vào phương hướng của selection.</w:t>
+        <w:t xml:space="preserve">Các phân tích sử dụng mẫu chỉ gồm doanh nghiệp xuất khẩu (ví dụ: Singapore N = 237, SIDS exporters-only N = 187) đối mặt với rủi ro selection bias nghiêm trọng. Doanh nghiệp xuất khẩu không phải là mẫu ngẫu nhiên từ tổng thể doanh nghiệp. Nhiều khả năng đây là các doanh nghiệp đã có một số lợi thế ban đầu (productivity, resources, connections). Kết quả từ exporters-only không thể tổng quát hóa trực tiếp cho toàn bộ doanh nghiệp. Hiệu ứng ước lượng có thể understate hoặc overstate tùy thuộc vào phương hướng của selection.</w:t>
       </w:r>
     </w:p>
     <w:p>
@@ -2106,7 +2109,7 @@
         <w:pStyle w:val="BodyText"/>
       </w:pPr>
       <w:r>
-        <w:t xml:space="preserve">Phân tích Heckman two-step (hoặc treatment effects models) trong các nghiên cứu tương lai có thể khắc phục phần nào hạn chế này bằng cách mô hình hóa quá trình lựa chọn tham gia xuất khẩu như giai đoạn thứ nhất trước khi ước lượng hiệu quả trong giai đoạn thứ hai.</w:t>
+        <w:t xml:space="preserve">Các nghiên cứu tương lai có thể khắc phục phần nào hạn chế này bằng phân tích Heckman two-step (hoặc treatment effects models). Cách tiếp cận này mô hình hóa quá trình lựa chọn tham gia xuất khẩu như giai đoạn thứ nhất, trước khi ước lượng hiệu quả trong giai đoạn thứ hai.</w:t>
       </w:r>
     </w:p>
     <w:bookmarkEnd w:id="41"/>
@@ -2202,7 +2205,7 @@
         <w:t xml:space="preserve">Thứ tư</w:t>
       </w:r>
       <w:r>
-        <w:t xml:space="preserve">, kiểm định vai trò của top manager characteristics (H4, kinh nghiệm, giới tính) trong từng bối cảnh ICRV riêng biệt, đặc biệt trong bối cảnh Frontier và SIDS nơi tầng năng lực và thể chế yếu hơn, liệu đặc điểm nhà quản trị có thể bù đắp một phần cho những thiếu hụt đó không?</w:t>
+        <w:t xml:space="preserve">, kiểm định vai trò của top manager characteristics (H4, kinh nghiệm, giới tính) trong từng bối cảnh ICRV riêng biệt. Hướng nghiên cứu này đặc biệt cần thiết trong bối cảnh Frontier và SIDS, nơi tầng năng lực và thể chế yếu hơn. Câu hỏi đặt ra: liệu đặc điểm nhà quản trị có thể bù đắp một phần cho những thiếu hụt đó không?</w:t>
       </w:r>
     </w:p>
     <w:p>
@@ -2714,7 +2717,7 @@
         <w:t xml:space="preserve"> </w:t>
       </w:r>
       <w:r>
-        <w:t xml:space="preserve">(M3–M5 với controls đầy đủ), TP = 36,4–40,0% (M2–M5; M11 đầy đủ: TP = 34,6%,</w:t>
+        <w:t xml:space="preserve">(M3–M5 với controls đầy đủ); TP = 36,4–40,0% (M2–M5; M11 đầy đủ: TP = 34,6%,</w:t>
       </w:r>
       <w:r>
         <w:t xml:space="preserve"> </w:t>
@@ -2753,7 +2756,7 @@
         </m:r>
       </m:oMath>
       <w:r>
-        <w:t xml:space="preserve">), gradient ICRV xác nhận mạnh mẽ, TCI nâng mặt bằng năng suất phổ quát, DAI điều tiết đường cong có ý nghĩa trên toàn mẫu và mạnh hơn tại thể chế yếu hơn (DAI×ICRV</w:t>
+        <w:t xml:space="preserve">); gradient ICRV xác nhận mạnh mẽ; TCI nâng mặt bằng năng suất phổ quát; DAI điều tiết đường cong có ý nghĩa trên toàn mẫu và mạnh hơn tại thể chế yếu hơn (DAI×ICRV</w:t>
       </w:r>
       <w:r>
         <w:t xml:space="preserve"> </w:t>
@@ -2947,7 +2950,7 @@
         <w:t xml:space="preserve"> </w:t>
       </w:r>
       <w:r>
-        <w:t xml:space="preserve">(family of context-dependent curves), với turning point là hàm số giảm dần của chất lượng thể chế theo ICRV, thể chế càng mạnh, turning point càng sớm (FSTS thấp hơn).</w:t>
+        <w:t xml:space="preserve">(family of context-dependent curves). Turning point là hàm số giảm dần của chất lượng thể chế theo ICRV. Thể chế càng mạnh, turning point càng sớm (FSTS thấp hơn).</w:t>
       </w:r>
     </w:p>
     <w:bookmarkEnd w:id="46"/>
@@ -2965,7 +2968,7 @@
         <w:pStyle w:val="FirstParagraph"/>
       </w:pPr>
       <w:r>
-        <w:t xml:space="preserve">Về lý thuyết, luận án đóng góp vào ba dòng nghiên cứu: (i) meta-analytic literature về I→P bằng cách phân tách cấu trúc dị biệt và xác định ICRV như moderator có ý nghĩa; (ii) literature về digital capability bằng cách làm rõ DAI là situational resource chứ không phải foundational capability; và (iii) literature về internationalization và SIDS bằng cách đặt tên và cung cấp bằng chứng đầu tiên cho FIP.</w:t>
+        <w:t xml:space="preserve">Về lý thuyết, luận án đóng góp vào ba dòng nghiên cứu. Thứ nhất, luận án bổ sung meta-analytic literature về I→P bằng cách phân tách cấu trúc dị biệt và xác định ICRV như moderator có ý nghĩa. Thứ hai, luận án mở rộng literature về digital capability bằng cách làm rõ DAI là situational resource chứ không phải foundational capability. Thứ ba, luận án đóng góp cho literature về internationalization và SIDS bằng cách đặt tên và cung cấp bằng chứng đầu tiên cho FIP.</w:t>
       </w:r>
     </w:p>
     <w:p>
@@ -2973,7 +2976,7 @@
         <w:pStyle w:val="BodyText"/>
       </w:pPr>
       <w:r>
-        <w:t xml:space="preserve">Về thực tiễn, luận án cung cấp cơ sở để nhà hoạch định chính sách và nhà quản trị doanh nghiệp tại từng bối cảnh ICRV cụ thể hiệu chỉnh chiến lược quốc tế hóa phù hợp, không áp dụng máy móc bài học từ Singapore hay Nhật Bản vào bối cảnh Việt Nam hay SIDS, mà nhận ra sự phụ thuộc bối cảnh như là nguyên lý căn bản trong hoạch định chiến lược quốc tế hóa.</w:t>
+        <w:t xml:space="preserve">Về thực tiễn, luận án cung cấp cơ sở để nhà hoạch định chính sách và nhà quản trị doanh nghiệp tại từng bối cảnh ICRV cụ thể hiệu chỉnh chiến lược quốc tế hóa phù hợp. Cách tiếp cận này không áp dụng máy móc bài học từ Singapore hay Nhật Bản vào bối cảnh Việt Nam hay SIDS. Sự phụ thuộc bối cảnh cần được xem là nguyên lý căn bản trong hoạch định chiến lược quốc tế hóa.</w:t>
       </w:r>
     </w:p>
     <w:bookmarkEnd w:id="47"/>
